--- a/paper/Weld Result NR 2026-03-03.docx
+++ b/paper/Weld Result NR 2026-03-03.docx
@@ -13,61 +13,6 @@
       <w:r>
         <w:rPr>
           <w:rFonts w:ascii="Calibri" w:hAnsi="Calibri" w:cs="Calibri"/>
-          <w:noProof/>
-          <w:szCs w:val="24"/>
-        </w:rPr>
-        <w:drawing>
-          <wp:inline distT="0" distB="0" distL="0" distR="0" wp14:anchorId="48302C0C" wp14:editId="769EF773">
-            <wp:extent cx="5943600" cy="3500120"/>
-            <wp:effectExtent l="0" t="0" r="0" b="5080"/>
-            <wp:docPr id="337960205" name="Picture 1"/>
-            <wp:cNvGraphicFramePr>
-              <a:graphicFrameLocks xmlns:a="http://schemas.openxmlformats.org/drawingml/2006/main" noChangeAspect="1"/>
-            </wp:cNvGraphicFramePr>
-            <a:graphic xmlns:a="http://schemas.openxmlformats.org/drawingml/2006/main">
-              <a:graphicData uri="http://schemas.openxmlformats.org/drawingml/2006/picture">
-                <pic:pic xmlns:pic="http://schemas.openxmlformats.org/drawingml/2006/picture">
-                  <pic:nvPicPr>
-                    <pic:cNvPr id="0" name="Picture 1"/>
-                    <pic:cNvPicPr>
-                      <a:picLocks noChangeAspect="1" noChangeArrowheads="1"/>
-                    </pic:cNvPicPr>
-                  </pic:nvPicPr>
-                  <pic:blipFill>
-                    <a:blip r:embed="rId6" cstate="print">
-                      <a:extLst>
-                        <a:ext uri="{28A0092B-C50C-407E-A947-70E740481C1C}">
-                          <a14:useLocalDpi xmlns:a14="http://schemas.microsoft.com/office/drawing/2010/main" val="0"/>
-                        </a:ext>
-                      </a:extLst>
-                    </a:blip>
-                    <a:srcRect/>
-                    <a:stretch>
-                      <a:fillRect/>
-                    </a:stretch>
-                  </pic:blipFill>
-                  <pic:spPr bwMode="auto">
-                    <a:xfrm>
-                      <a:off x="0" y="0"/>
-                      <a:ext cx="5943600" cy="3500120"/>
-                    </a:xfrm>
-                    <a:prstGeom prst="rect">
-                      <a:avLst/>
-                    </a:prstGeom>
-                    <a:noFill/>
-                    <a:ln>
-                      <a:noFill/>
-                    </a:ln>
-                  </pic:spPr>
-                </pic:pic>
-              </a:graphicData>
-            </a:graphic>
-          </wp:inline>
-        </w:drawing>
-      </w:r>
-      <w:r>
-        <w:rPr>
-          <w:rFonts w:ascii="Calibri" w:hAnsi="Calibri" w:cs="Calibri"/>
           <w:szCs w:val="24"/>
         </w:rPr>
         <w:t>Updated 2026-0</w:t>
@@ -108,7 +53,6 @@
           <w:noProof/>
           <w:szCs w:val="24"/>
         </w:rPr>
-        <w:lastRenderedPageBreak/>
         <w:drawing>
           <wp:inline distT="0" distB="0" distL="0" distR="0" wp14:anchorId="63B89881" wp14:editId="7B38C4C3">
             <wp:extent cx="4709861" cy="4790440"/>
@@ -127,7 +71,7 @@
                     </pic:cNvPicPr>
                   </pic:nvPicPr>
                   <pic:blipFill>
-                    <a:blip r:embed="rId7" cstate="print">
+                    <a:blip r:embed="rId6" cstate="print">
                       <a:extLst>
                         <a:ext uri="{28A0092B-C50C-407E-A947-70E740481C1C}">
                           <a14:useLocalDpi xmlns:a14="http://schemas.microsoft.com/office/drawing/2010/main" val="0"/>
@@ -230,7 +174,31 @@
         <w:rPr>
           <w:rFonts w:ascii="Calibri" w:hAnsi="Calibri" w:cs="Calibri"/>
         </w:rPr>
-        <w:t xml:space="preserve"> Such process is summarized in Fig. XX.</w:t>
+        <w:t xml:space="preserve"> </w:t>
+      </w:r>
+      <w:r>
+        <w:rPr>
+          <w:rFonts w:ascii="Calibri" w:hAnsi="Calibri" w:cs="Calibri"/>
+        </w:rPr>
+        <w:t>All predictor variables are standardized so that the magnitudes of the resulting regression coefficients can be meaningfully compared.</w:t>
+      </w:r>
+      <w:r>
+        <w:rPr>
+          <w:rFonts w:ascii="Calibri" w:hAnsi="Calibri" w:cs="Calibri"/>
+        </w:rPr>
+        <w:t xml:space="preserve"> </w:t>
+      </w:r>
+      <w:r>
+        <w:rPr>
+          <w:rFonts w:ascii="Calibri" w:hAnsi="Calibri" w:cs="Calibri"/>
+        </w:rPr>
+        <w:t>The overall analysis</w:t>
+      </w:r>
+      <w:r>
+        <w:rPr>
+          <w:rFonts w:ascii="Calibri" w:hAnsi="Calibri" w:cs="Calibri"/>
+        </w:rPr>
+        <w:t xml:space="preserve"> process is summarized in Fig. XX.</w:t>
       </w:r>
     </w:p>
     <w:p>
@@ -466,6 +434,7 @@
           <w:b/>
           <w:bCs/>
         </w:rPr>
+        <w:lastRenderedPageBreak/>
         <w:t>Freature Extraction</w:t>
       </w:r>
     </w:p>
@@ -481,7 +450,6 @@
         <w:rPr>
           <w:rFonts w:ascii="Calibri" w:hAnsi="Calibri" w:cs="Calibri"/>
         </w:rPr>
-        <w:lastRenderedPageBreak/>
         <w:t>In this process, candidate features are first derived by computing window</w:t>
       </w:r>
       <w:r>
@@ -892,7 +860,14 @@
         <w:rPr>
           <w:rFonts w:ascii="Calibri" w:hAnsi="Calibri" w:cstheme="minorBidi"/>
         </w:rPr>
-        <w:t>filtered F20 dataset does not suffer from substantially degraded predictive performance, thereby supporting the reliability of subsequent feature importance analyses conducted on F20.</w:t>
+        <w:t xml:space="preserve">filtered F20 dataset does not suffer from substantially </w:t>
+      </w:r>
+      <w:r>
+        <w:rPr>
+          <w:rFonts w:ascii="Calibri" w:hAnsi="Calibri" w:cstheme="minorBidi"/>
+        </w:rPr>
+        <w:lastRenderedPageBreak/>
+        <w:t>degraded predictive performance, thereby supporting the reliability of subsequent feature importance analyses conducted on F20.</w:t>
       </w:r>
     </w:p>
     <w:p>
@@ -906,7 +881,6 @@
         <w:rPr>
           <w:rFonts w:ascii="Calibri" w:hAnsi="Calibri" w:cs="Calibri"/>
         </w:rPr>
-        <w:lastRenderedPageBreak/>
         <w:t>Model selection is performed based on the coefficient of determination (</w:t>
       </w:r>
       <m:oMath>
@@ -1112,111 +1086,126 @@
       <w:pPr>
         <w:pStyle w:val="my-2"/>
         <w:rPr>
-          <w:rFonts w:ascii="Calibri" w:hAnsi="Calibri" w:cstheme="minorBidi"/>
-        </w:rPr>
-      </w:pPr>
-      <w:r>
-        <w:rPr>
-          <w:rFonts w:ascii="Calibri" w:hAnsi="Calibri" w:cs="Calibri"/>
-        </w:rPr>
-        <w:t>We first report the results from the conventional regression analysis. The fitted model is statistically significant (overall F</w:t>
-      </w:r>
-      <w:r>
-        <w:rPr>
-          <w:rFonts w:ascii="Calibri" w:hAnsi="Calibri" w:cs="Calibri"/>
-        </w:rPr>
-        <w:noBreakHyphen/>
-        <w:t xml:space="preserve">test </w:t>
-      </w:r>
-      <m:oMath>
-        <m:r>
-          <w:rPr>
-            <w:rFonts w:ascii="Cambria Math" w:hAnsi="Cambria Math" w:cs="Calibri"/>
-          </w:rPr>
-          <m:t>p=1.1×</m:t>
-        </m:r>
-        <m:sSup>
-          <m:sSupPr>
-            <m:ctrlPr>
-              <w:rPr>
-                <w:rFonts w:ascii="Cambria Math" w:hAnsi="Cambria Math" w:cs="Calibri"/>
-              </w:rPr>
-            </m:ctrlPr>
-          </m:sSupPr>
-          <m:e>
-            <m:r>
-              <w:rPr>
-                <w:rFonts w:ascii="Cambria Math" w:hAnsi="Cambria Math" w:cs="Calibri"/>
-              </w:rPr>
-              <m:t>10</m:t>
-            </m:r>
-          </m:e>
-          <m:sup>
-            <m:r>
-              <w:rPr>
-                <w:rFonts w:ascii="Cambria Math" w:hAnsi="Cambria Math" w:cs="Calibri"/>
-              </w:rPr>
-              <m:t>-26</m:t>
-            </m:r>
-          </m:sup>
-        </m:sSup>
-      </m:oMath>
-      <w:r>
-        <w:rPr>
-          <w:rFonts w:ascii="Calibri" w:hAnsi="Calibri" w:cs="Calibri"/>
-        </w:rPr>
-        <w:t xml:space="preserve">) with </w:t>
-      </w:r>
-      <m:oMath>
-        <m:sSup>
-          <m:sSupPr>
-            <m:ctrlPr>
-              <w:rPr>
-                <w:rFonts w:ascii="Cambria Math" w:hAnsi="Cambria Math" w:cs="Calibri"/>
-              </w:rPr>
-            </m:ctrlPr>
-          </m:sSupPr>
-          <m:e>
-            <m:r>
-              <w:rPr>
-                <w:rFonts w:ascii="Cambria Math" w:hAnsi="Cambria Math" w:cs="Calibri"/>
-              </w:rPr>
-              <m:t>R</m:t>
-            </m:r>
-          </m:e>
-          <m:sup>
-            <m:r>
-              <w:rPr>
-                <w:rFonts w:ascii="Cambria Math" w:hAnsi="Cambria Math" w:cs="Calibri"/>
-              </w:rPr>
-              <m:t>2</m:t>
-            </m:r>
-          </m:sup>
-        </m:sSup>
-        <m:r>
-          <w:rPr>
-            <w:rFonts w:ascii="Cambria Math" w:hAnsi="Cambria Math" w:cs="Calibri"/>
-          </w:rPr>
-          <m:t>=0.290</m:t>
-        </m:r>
-      </m:oMath>
-      <w:r>
-        <w:rPr>
-          <w:rFonts w:ascii="Calibri" w:hAnsi="Calibri" w:cs="Calibri"/>
-        </w:rPr>
-        <w:t>, indicating that approximately 30% of the variance in the data is explained by the model. Based on coefficient significance at the 5% level, the variables Position (negative coefficient), R (negative coefficient), and W (positive coefficient) are identified as significant predictors. No statistically significant regression models are obtained for predicting the residual stress values on the 5051 or 6061 sides.</w:t>
-      </w:r>
-      <w:r>
-        <w:rPr>
-          <w:rFonts w:ascii="Calibri" w:hAnsi="Calibri" w:cs="Calibri"/>
-        </w:rPr>
-        <w:t xml:space="preserve">  </w:t>
-      </w:r>
-      <w:r>
-        <w:rPr>
-          <w:rFonts w:ascii="Calibri" w:hAnsi="Calibri" w:cs="Calibri"/>
-        </w:rPr>
-        <w:t>These results indicate a statistically significant association between Position, R, and W and the residual stress in the center region. In contrast, the dwell time D does not exhibit a significant effect on the central stress. If compressive stress is desired, these findings suggest that favorable stress states are achieved toward the end of the weld when using a high rotational speed and a low welding (traverse) speed.</w:t>
+          <w:rFonts w:ascii="Calibri" w:hAnsi="Calibri" w:cs="Calibri"/>
+        </w:rPr>
+      </w:pPr>
+      <w:r>
+        <w:rPr>
+          <w:rFonts w:ascii="Calibri" w:hAnsi="Calibri" w:cs="Calibri"/>
+        </w:rPr>
+        <w:t xml:space="preserve">We first report the results from the conventional regression analysis. The fitted model for the central residual stress is statistically significant (overall F-test) and explains approximately 29% of the variance in the response. Based on coefficient significance at the 5% level, </w:t>
+      </w:r>
+      <w:r>
+        <w:rPr>
+          <w:rFonts w:ascii="Calibri" w:hAnsi="Calibri" w:cs="Calibri"/>
+          <w:i/>
+          <w:iCs/>
+        </w:rPr>
+        <w:t>Position</w:t>
+      </w:r>
+      <w:r>
+        <w:rPr>
+          <w:rFonts w:ascii="Calibri" w:hAnsi="Calibri" w:cs="Calibri"/>
+        </w:rPr>
+        <w:t xml:space="preserve"> (−0.4964, 95% CI [−0.582, −0.411]), </w:t>
+      </w:r>
+      <w:r>
+        <w:rPr>
+          <w:rFonts w:ascii="Calibri" w:hAnsi="Calibri" w:cs="Calibri"/>
+          <w:i/>
+          <w:iCs/>
+        </w:rPr>
+        <w:t>R</w:t>
+      </w:r>
+      <w:r>
+        <w:rPr>
+          <w:rFonts w:ascii="Calibri" w:hAnsi="Calibri" w:cs="Calibri"/>
+        </w:rPr>
+        <w:t xml:space="preserve"> (−0.1736, 95% CI [−0.259, −0.088]), and </w:t>
+      </w:r>
+      <w:r>
+        <w:rPr>
+          <w:rFonts w:ascii="Calibri" w:hAnsi="Calibri" w:cs="Calibri"/>
+          <w:i/>
+          <w:iCs/>
+        </w:rPr>
+        <w:t>W</w:t>
+      </w:r>
+      <w:r>
+        <w:rPr>
+          <w:rFonts w:ascii="Calibri" w:hAnsi="Calibri" w:cs="Calibri"/>
+        </w:rPr>
+        <w:t xml:space="preserve"> (0.1011, 95% CI [0.015, 0.187]) are identified as significant predictors, whereas </w:t>
+      </w:r>
+      <w:r>
+        <w:rPr>
+          <w:rFonts w:ascii="Calibri" w:hAnsi="Calibri" w:cs="Calibri"/>
+          <w:i/>
+          <w:iCs/>
+        </w:rPr>
+        <w:t>D</w:t>
+      </w:r>
+      <w:r>
+        <w:rPr>
+          <w:rFonts w:ascii="Calibri" w:hAnsi="Calibri" w:cs="Calibri"/>
+        </w:rPr>
+        <w:t xml:space="preserve"> is not significant. No statistically significant regression models are obtained for predicting the residual stress values on the 5052 or 6061 sides. These results indicate a statistically significant association between </w:t>
+      </w:r>
+      <w:r>
+        <w:rPr>
+          <w:rFonts w:ascii="Calibri" w:hAnsi="Calibri" w:cs="Calibri"/>
+          <w:i/>
+          <w:iCs/>
+        </w:rPr>
+        <w:t>Position</w:t>
+      </w:r>
+      <w:r>
+        <w:rPr>
+          <w:rFonts w:ascii="Calibri" w:hAnsi="Calibri" w:cs="Calibri"/>
+        </w:rPr>
+        <w:t xml:space="preserve">, </w:t>
+      </w:r>
+      <w:r>
+        <w:rPr>
+          <w:rFonts w:ascii="Calibri" w:hAnsi="Calibri" w:cs="Calibri"/>
+          <w:i/>
+          <w:iCs/>
+        </w:rPr>
+        <w:t>R</w:t>
+      </w:r>
+      <w:r>
+        <w:rPr>
+          <w:rFonts w:ascii="Calibri" w:hAnsi="Calibri" w:cs="Calibri"/>
+        </w:rPr>
+        <w:t xml:space="preserve">, and </w:t>
+      </w:r>
+      <w:r>
+        <w:rPr>
+          <w:rFonts w:ascii="Calibri" w:hAnsi="Calibri" w:cs="Calibri"/>
+          <w:i/>
+          <w:iCs/>
+        </w:rPr>
+        <w:t>W</w:t>
+      </w:r>
+      <w:r>
+        <w:rPr>
+          <w:rFonts w:ascii="Calibri" w:hAnsi="Calibri" w:cs="Calibri"/>
+        </w:rPr>
+        <w:t xml:space="preserve"> and the residual stress in the center region, with </w:t>
+      </w:r>
+      <w:r>
+        <w:rPr>
+          <w:rFonts w:ascii="Calibri" w:hAnsi="Calibri" w:cs="Calibri"/>
+          <w:i/>
+          <w:iCs/>
+        </w:rPr>
+        <w:t>Position</w:t>
+      </w:r>
+      <w:r>
+        <w:rPr>
+          <w:rFonts w:ascii="Calibri" w:hAnsi="Calibri" w:cs="Calibri"/>
+        </w:rPr>
+        <w:t xml:space="preserve"> having the largest impact in absolute terms. In contrast, the dwell time does not exhibit a significant effect on the central stress. If compressive stress is desired, these findings suggest that more favorable stress states are achieved toward the end of the weld when using a high rotational speed and a low welding (traverse) speed.</w:t>
       </w:r>
     </w:p>
     <w:p>
@@ -1234,6 +1223,7 @@
           <w:b/>
           <w:bCs/>
         </w:rPr>
+        <w:lastRenderedPageBreak/>
         <w:t>Non-Tabular Feature-Integration and ML Analysis Approach</w:t>
       </w:r>
     </w:p>
@@ -1263,7 +1253,6 @@
           <w:noProof/>
           <w:szCs w:val="24"/>
         </w:rPr>
-        <w:lastRenderedPageBreak/>
         <w:drawing>
           <wp:inline distT="0" distB="0" distL="0" distR="0" wp14:anchorId="740C56C2" wp14:editId="0C97EB44">
             <wp:extent cx="3703320" cy="3253657"/>
@@ -1282,7 +1271,7 @@
                     </pic:cNvPicPr>
                   </pic:nvPicPr>
                   <pic:blipFill>
-                    <a:blip r:embed="rId8" cstate="print">
+                    <a:blip r:embed="rId7" cstate="print">
                       <a:extLst>
                         <a:ext uri="{28A0092B-C50C-407E-A947-70E740481C1C}">
                           <a14:useLocalDpi xmlns:a14="http://schemas.microsoft.com/office/drawing/2010/main" val="0"/>
@@ -1420,7 +1409,44 @@
           <w:szCs w:val="24"/>
           <w14:ligatures w14:val="none"/>
         </w:rPr>
-        <w:t xml:space="preserve">is 0.33, which is slightly higher than that of the conventional linear regression model, reflecting the ability of nonlinear models to capture additional structure in the data. A substantial improvement in </w:t>
+        <w:t xml:space="preserve">is 0.33, which is slightly higher than that of the conventional linear regression model, reflecting the ability of nonlinear models to capture additional structure in the data. </w:t>
+      </w:r>
+      <w:r>
+        <w:rPr>
+          <w:rFonts w:ascii="Calibri" w:eastAsia="Times New Roman" w:hAnsi="Calibri" w:cs="Calibri"/>
+          <w:kern w:val="0"/>
+          <w:szCs w:val="24"/>
+          <w14:ligatures w14:val="none"/>
+        </w:rPr>
+        <w:t>It should be noted that interaction terms can, in principle, be incorporated into the linear regression analysis, but their selection is typically heuristic and relies on prior knowledge or ad hoc choices rather than a systematic procedure.</w:t>
+      </w:r>
+    </w:p>
+    <w:p>
+      <w:pPr>
+        <w:rPr>
+          <w:rFonts w:ascii="Calibri" w:eastAsia="Times New Roman" w:hAnsi="Calibri" w:cs="Calibri"/>
+          <w:kern w:val="0"/>
+          <w:szCs w:val="24"/>
+          <w14:ligatures w14:val="none"/>
+        </w:rPr>
+      </w:pPr>
+      <w:r>
+        <w:rPr>
+          <w:rFonts w:ascii="Calibri" w:eastAsia="Times New Roman" w:hAnsi="Calibri" w:cs="Calibri"/>
+          <w:kern w:val="0"/>
+          <w:szCs w:val="24"/>
+          <w14:ligatures w14:val="none"/>
+        </w:rPr>
+        <w:t>Furthermore, a</w:t>
+      </w:r>
+      <w:r>
+        <w:rPr>
+          <w:rFonts w:ascii="Calibri" w:eastAsia="Times New Roman" w:hAnsi="Calibri" w:cs="Calibri"/>
+          <w:kern w:val="0"/>
+          <w:szCs w:val="24"/>
+          <w14:ligatures w14:val="none"/>
+        </w:rPr>
+        <w:t xml:space="preserve"> substantial improvement in </w:t>
       </w:r>
       <m:oMath>
         <m:sSup>
@@ -1614,7 +1640,6 @@
           <w:noProof/>
           <w:szCs w:val="24"/>
         </w:rPr>
-        <w:lastRenderedPageBreak/>
         <w:drawing>
           <wp:inline distT="0" distB="0" distL="0" distR="0" wp14:anchorId="2E8316C1" wp14:editId="04BAC804">
             <wp:extent cx="4693920" cy="2951267"/>
@@ -1633,7 +1658,7 @@
                     </pic:cNvPicPr>
                   </pic:nvPicPr>
                   <pic:blipFill>
-                    <a:blip r:embed="rId9" cstate="print">
+                    <a:blip r:embed="rId8" cstate="print">
                       <a:extLst>
                         <a:ext uri="{28A0092B-C50C-407E-A947-70E740481C1C}">
                           <a14:useLocalDpi xmlns:a14="http://schemas.microsoft.com/office/drawing/2010/main" val="0"/>
@@ -1817,14 +1842,6 @@
           <w:szCs w:val="24"/>
         </w:rPr>
       </w:pPr>
-    </w:p>
-    <w:p>
-      <w:pPr>
-        <w:rPr>
-          <w:rFonts w:ascii="Calibri" w:hAnsi="Calibri" w:cs="Calibri"/>
-          <w:szCs w:val="24"/>
-        </w:rPr>
-      </w:pPr>
       <w:r>
         <w:rPr>
           <w:rFonts w:ascii="Calibri" w:hAnsi="Calibri" w:cs="Calibri"/>
@@ -1833,10 +1850,10 @@
         </w:rPr>
         <w:lastRenderedPageBreak/>
         <w:drawing>
-          <wp:inline distT="0" distB="0" distL="0" distR="0" wp14:anchorId="7DFE37E5" wp14:editId="5221D2C0">
-            <wp:extent cx="5643880" cy="3323619"/>
-            <wp:effectExtent l="0" t="0" r="0" b="0"/>
-            <wp:docPr id="540289322" name="Picture 2"/>
+          <wp:inline distT="0" distB="0" distL="0" distR="0" wp14:anchorId="74418F82" wp14:editId="02CE85FE">
+            <wp:extent cx="4977442" cy="2931160"/>
+            <wp:effectExtent l="0" t="0" r="0" b="2540"/>
+            <wp:docPr id="1679900978" name="Picture 1"/>
             <wp:cNvGraphicFramePr>
               <a:graphicFrameLocks xmlns:a="http://schemas.openxmlformats.org/drawingml/2006/main" noChangeAspect="1"/>
             </wp:cNvGraphicFramePr>
@@ -1844,13 +1861,13 @@
               <a:graphicData uri="http://schemas.openxmlformats.org/drawingml/2006/picture">
                 <pic:pic xmlns:pic="http://schemas.openxmlformats.org/drawingml/2006/picture">
                   <pic:nvPicPr>
-                    <pic:cNvPr id="0" name="Picture 2"/>
+                    <pic:cNvPr id="0" name="Picture 1"/>
                     <pic:cNvPicPr>
                       <a:picLocks noChangeAspect="1" noChangeArrowheads="1"/>
                     </pic:cNvPicPr>
                   </pic:nvPicPr>
                   <pic:blipFill>
-                    <a:blip r:embed="rId10" cstate="print">
+                    <a:blip r:embed="rId9" cstate="print">
                       <a:extLst>
                         <a:ext uri="{28A0092B-C50C-407E-A947-70E740481C1C}">
                           <a14:useLocalDpi xmlns:a14="http://schemas.microsoft.com/office/drawing/2010/main" val="0"/>
@@ -1865,7 +1882,7 @@
                   <pic:spPr bwMode="auto">
                     <a:xfrm>
                       <a:off x="0" y="0"/>
-                      <a:ext cx="5663018" cy="3334889"/>
+                      <a:ext cx="4979174" cy="2932180"/>
                     </a:xfrm>
                     <a:prstGeom prst="rect">
                       <a:avLst/>
@@ -1908,8 +1925,146 @@
           <w:rFonts w:ascii="Calibri" w:hAnsi="Calibri" w:cs="Calibri"/>
           <w:szCs w:val="24"/>
         </w:rPr>
-        <w:t xml:space="preserve">). The figure shows the features in desecnding order of median values </w:t>
-      </w:r>
+        <w:t xml:space="preserve">). The figure shows the features in desecnding order of </w:t>
+      </w:r>
+      <w:r>
+        <w:rPr>
+          <w:rFonts w:ascii="Calibri" w:hAnsi="Calibri" w:cs="Calibri"/>
+          <w:szCs w:val="24"/>
+        </w:rPr>
+        <w:t>mean</w:t>
+      </w:r>
+      <w:r>
+        <w:rPr>
+          <w:rFonts w:ascii="Calibri" w:hAnsi="Calibri" w:cs="Calibri"/>
+          <w:szCs w:val="24"/>
+        </w:rPr>
+        <w:t xml:space="preserve"> values</w:t>
+      </w:r>
+      <w:r>
+        <w:rPr>
+          <w:rFonts w:ascii="Calibri" w:hAnsi="Calibri" w:cs="Calibri"/>
+          <w:szCs w:val="24"/>
+        </w:rPr>
+        <w:t>. Note that the features ending with terms “Dwell” and “Weld” are combined features associated with those from the force/moment measurements on the respective dwelling and weld process.  The example of member of combined features</w:t>
+      </w:r>
+      <w:r>
+        <w:rPr>
+          <w:rFonts w:ascii="Calibri" w:hAnsi="Calibri" w:cs="Calibri"/>
+          <w:szCs w:val="24"/>
+        </w:rPr>
+        <w:t xml:space="preserve"> are auto-regressive</w:t>
+      </w:r>
+      <w:r>
+        <w:rPr>
+          <w:rFonts w:ascii="Calibri" w:hAnsi="Calibri" w:cs="Calibri"/>
+          <w:szCs w:val="24"/>
+        </w:rPr>
+        <w:t xml:space="preserve"> coefficient</w:t>
+      </w:r>
+      <w:r>
+        <w:rPr>
+          <w:rFonts w:ascii="Calibri" w:hAnsi="Calibri" w:cs="Calibri"/>
+          <w:szCs w:val="24"/>
+        </w:rPr>
+        <w:t xml:space="preserve">s, </w:t>
+      </w:r>
+      <w:r>
+        <w:rPr>
+          <w:rFonts w:ascii="Calibri" w:hAnsi="Calibri" w:cs="Calibri"/>
+          <w:szCs w:val="24"/>
+        </w:rPr>
+        <w:t>stationary</w:t>
+      </w:r>
+      <w:r>
+        <w:rPr>
+          <w:rFonts w:ascii="Calibri" w:hAnsi="Calibri" w:cs="Calibri"/>
+          <w:szCs w:val="24"/>
+        </w:rPr>
+        <w:t xml:space="preserve"> of the time series, </w:t>
+      </w:r>
+      <w:r>
+        <w:rPr>
+          <w:rFonts w:ascii="Calibri" w:hAnsi="Calibri" w:cs="Calibri"/>
+          <w:szCs w:val="24"/>
+        </w:rPr>
+        <w:t>various FFT coefficients (magnitude, real part, or phase angle)</w:t>
+      </w:r>
+      <w:r>
+        <w:rPr>
+          <w:rFonts w:ascii="Calibri" w:hAnsi="Calibri" w:cs="Calibri"/>
+          <w:szCs w:val="24"/>
+        </w:rPr>
+        <w:t xml:space="preserve">, the </w:t>
+      </w:r>
+      <w:r>
+        <w:rPr>
+          <w:rFonts w:ascii="Calibri" w:hAnsi="Calibri" w:cs="Calibri"/>
+          <w:szCs w:val="24"/>
+        </w:rPr>
+        <w:t>average size and variability of changes between different parts of the value distribution</w:t>
+      </w:r>
+      <w:r>
+        <w:rPr>
+          <w:rFonts w:ascii="Calibri" w:hAnsi="Calibri" w:cs="Calibri"/>
+          <w:szCs w:val="24"/>
+        </w:rPr>
+        <w:t>, for example.</w:t>
+      </w:r>
+      <w:r>
+        <w:rPr>
+          <w:rFonts w:ascii="Calibri" w:hAnsi="Calibri" w:cs="Calibri"/>
+          <w:szCs w:val="24"/>
+        </w:rPr>
+        <w:t xml:space="preserve">  </w:t>
+      </w:r>
+    </w:p>
+    <w:p>
+      <w:pPr>
+        <w:rPr>
+          <w:rFonts w:ascii="Calibri" w:hAnsi="Calibri" w:cs="Calibri"/>
+          <w:szCs w:val="24"/>
+        </w:rPr>
+      </w:pPr>
+    </w:p>
+    <w:p>
+      <w:pPr>
+        <w:rPr>
+          <w:rFonts w:ascii="Calibri" w:hAnsi="Calibri" w:cs="Calibri"/>
+          <w:szCs w:val="24"/>
+        </w:rPr>
+      </w:pPr>
+      <w:r>
+        <w:rPr>
+          <w:rFonts w:ascii="Calibri" w:hAnsi="Calibri" w:cs="Calibri"/>
+          <w:szCs w:val="24"/>
+        </w:rPr>
+        <w:t xml:space="preserve">From the graph we identify that postion has significantly more SHAP value than other features showing that the </w:t>
+      </w:r>
+    </w:p>
+    <w:p>
+      <w:pPr>
+        <w:rPr>
+          <w:rFonts w:ascii="Calibri" w:hAnsi="Calibri" w:cs="Calibri"/>
+          <w:szCs w:val="24"/>
+        </w:rPr>
+      </w:pPr>
+    </w:p>
+    <w:p>
+      <w:pPr>
+        <w:rPr>
+          <w:rFonts w:ascii="Calibri" w:hAnsi="Calibri" w:cs="Calibri"/>
+          <w:szCs w:val="24"/>
+        </w:rPr>
+      </w:pPr>
+    </w:p>
+    <w:p>
+      <w:pPr>
+        <w:rPr>
+          <w:rFonts w:ascii="Calibri" w:hAnsi="Calibri" w:cs="Calibri"/>
+          <w:szCs w:val="24"/>
+        </w:rPr>
+      </w:pPr>
     </w:p>
     <w:sectPr>
       <w:pgSz w:w="12240" w:h="15840"/>
@@ -2967,7 +3122,6 @@
   <w:style w:type="character" w:default="1" w:styleId="DefaultParagraphFont">
     <w:name w:val="Default Paragraph Font"/>
     <w:uiPriority w:val="1"/>
-    <w:semiHidden/>
     <w:unhideWhenUsed/>
   </w:style>
   <w:style w:type="table" w:default="1" w:styleId="TableNormal">

--- a/paper/Weld Result NR 2026-03-03.docx
+++ b/paper/Weld Result NR 2026-03-03.docx
@@ -1491,6 +1491,15 @@
           <w:szCs w:val="24"/>
           <w14:ligatures w14:val="none"/>
         </w:rPr>
+        <w:t xml:space="preserve"> </w:t>
+      </w:r>
+      <w:r>
+        <w:rPr>
+          <w:rFonts w:ascii="Calibri" w:eastAsia="Times New Roman" w:hAnsi="Calibri" w:cs="Calibri"/>
+          <w:kern w:val="0"/>
+          <w:szCs w:val="24"/>
+          <w14:ligatures w14:val="none"/>
+        </w:rPr>
         <w:t xml:space="preserve">is observed when using the F20 dataset, where the mean </w:t>
       </w:r>
       <m:oMath>
@@ -1583,6 +1592,26 @@
         </w:rPr>
         <w:t>, confirming that the VIF-based reduction in F20 does not significantly compromise model predictability.</w:t>
       </w:r>
+    </w:p>
+    <w:p>
+      <w:pPr>
+        <w:rPr>
+          <w:rFonts w:ascii="Calibri" w:eastAsia="Times New Roman" w:hAnsi="Calibri" w:cs="Calibri"/>
+          <w:kern w:val="0"/>
+          <w:szCs w:val="24"/>
+          <w14:ligatures w14:val="none"/>
+        </w:rPr>
+      </w:pPr>
+    </w:p>
+    <w:p>
+      <w:pPr>
+        <w:rPr>
+          <w:rFonts w:ascii="Calibri" w:eastAsia="Times New Roman" w:hAnsi="Calibri" w:cs="Calibri"/>
+          <w:kern w:val="0"/>
+          <w:szCs w:val="24"/>
+          <w14:ligatures w14:val="none"/>
+        </w:rPr>
+      </w:pPr>
     </w:p>
     <w:p>
       <w:pPr>
@@ -1834,6 +1863,73 @@
         <w:noBreakHyphen/>
         <w:t>performance modeling via transfer learning.</w:t>
       </w:r>
+      <w:r>
+        <w:rPr>
+          <w:rFonts w:ascii="Calibri" w:hAnsi="Calibri" w:cs="Calibri"/>
+          <w:szCs w:val="24"/>
+        </w:rPr>
+        <w:t xml:space="preserve"> </w:t>
+      </w:r>
+      <w:r>
+        <w:rPr>
+          <w:rFonts w:ascii="Calibri" w:hAnsi="Calibri" w:cs="Calibri"/>
+          <w:szCs w:val="24"/>
+        </w:rPr>
+        <w:t>It should be noted that, even with the best</w:t>
+      </w:r>
+      <w:r>
+        <w:rPr>
+          <w:rFonts w:ascii="Calibri" w:hAnsi="Calibri" w:cs="Calibri"/>
+          <w:szCs w:val="24"/>
+        </w:rPr>
+        <w:noBreakHyphen/>
+        <w:t xml:space="preserve">performing machine learning models, the achieved </w:t>
+      </w:r>
+      <m:oMath>
+        <m:sSup>
+          <m:sSupPr>
+            <m:ctrlPr>
+              <w:rPr>
+                <w:rFonts w:ascii="Cambria Math" w:hAnsi="Cambria Math" w:cs="Calibri"/>
+                <w:szCs w:val="24"/>
+              </w:rPr>
+            </m:ctrlPr>
+          </m:sSupPr>
+          <m:e>
+            <m:r>
+              <w:rPr>
+                <w:rFonts w:ascii="Cambria Math" w:hAnsi="Cambria Math" w:cs="Calibri"/>
+                <w:szCs w:val="24"/>
+              </w:rPr>
+              <m:t>R</m:t>
+            </m:r>
+          </m:e>
+          <m:sup>
+            <m:r>
+              <w:rPr>
+                <w:rFonts w:ascii="Cambria Math" w:hAnsi="Cambria Math" w:cs="Calibri"/>
+                <w:szCs w:val="24"/>
+              </w:rPr>
+              <m:t>2</m:t>
+            </m:r>
+          </m:sup>
+        </m:sSup>
+      </m:oMath>
+      <w:r>
+        <w:rPr>
+          <w:rFonts w:ascii="Calibri" w:hAnsi="Calibri" w:cs="Calibri"/>
+          <w:szCs w:val="24"/>
+        </w:rPr>
+        <w:t>is only around 0.5, indicating that the models explain roughly half of the variance in the data. This level of performance still allows us to extract useful insights, but it also implies that a substantial portion of the variation remains unexplained, potentially arising from additional factors such as material variability or unmeasured physical quantities (e.g., temperature).</w:t>
+      </w:r>
+    </w:p>
+    <w:p>
+      <w:pPr>
+        <w:rPr>
+          <w:rFonts w:ascii="Calibri" w:hAnsi="Calibri" w:cs="Calibri"/>
+          <w:szCs w:val="24"/>
+        </w:rPr>
+      </w:pPr>
     </w:p>
     <w:p>
       <w:pPr>
@@ -1911,112 +2007,23 @@
           <w:rFonts w:ascii="Calibri" w:hAnsi="Calibri" w:cs="Calibri"/>
           <w:szCs w:val="24"/>
         </w:rPr>
-        <w:t>Fig. XX show the log of absolute SHAP value from the top-performing ML models (</w:t>
-      </w:r>
-      <w:r>
-        <w:rPr>
-          <w:rFonts w:ascii="Calibri" w:hAnsi="Calibri" w:cs="Calibri"/>
-          <w:szCs w:val="24"/>
-        </w:rPr>
-        <w:t>TabPFN, GBR, XGBR, and RFR</w:t>
-      </w:r>
-      <w:r>
-        <w:rPr>
-          <w:rFonts w:ascii="Calibri" w:hAnsi="Calibri" w:cs="Calibri"/>
-          <w:szCs w:val="24"/>
-        </w:rPr>
-        <w:t xml:space="preserve">). The figure shows the features in desecnding order of </w:t>
-      </w:r>
-      <w:r>
-        <w:rPr>
-          <w:rFonts w:ascii="Calibri" w:hAnsi="Calibri" w:cs="Calibri"/>
-          <w:szCs w:val="24"/>
-        </w:rPr>
-        <w:t>mean</w:t>
-      </w:r>
-      <w:r>
-        <w:rPr>
-          <w:rFonts w:ascii="Calibri" w:hAnsi="Calibri" w:cs="Calibri"/>
-          <w:szCs w:val="24"/>
-        </w:rPr>
-        <w:t xml:space="preserve"> values</w:t>
-      </w:r>
-      <w:r>
-        <w:rPr>
-          <w:rFonts w:ascii="Calibri" w:hAnsi="Calibri" w:cs="Calibri"/>
-          <w:szCs w:val="24"/>
-        </w:rPr>
-        <w:t>. Note that the features ending with terms “Dwell” and “Weld” are combined features associated with those from the force/moment measurements on the respective dwelling and weld process.  The example of member of combined features</w:t>
-      </w:r>
-      <w:r>
-        <w:rPr>
-          <w:rFonts w:ascii="Calibri" w:hAnsi="Calibri" w:cs="Calibri"/>
-          <w:szCs w:val="24"/>
-        </w:rPr>
-        <w:t xml:space="preserve"> are auto-regressive</w:t>
-      </w:r>
-      <w:r>
-        <w:rPr>
-          <w:rFonts w:ascii="Calibri" w:hAnsi="Calibri" w:cs="Calibri"/>
-          <w:szCs w:val="24"/>
-        </w:rPr>
-        <w:t xml:space="preserve"> coefficient</w:t>
-      </w:r>
-      <w:r>
-        <w:rPr>
-          <w:rFonts w:ascii="Calibri" w:hAnsi="Calibri" w:cs="Calibri"/>
-          <w:szCs w:val="24"/>
-        </w:rPr>
-        <w:t xml:space="preserve">s, </w:t>
-      </w:r>
-      <w:r>
-        <w:rPr>
-          <w:rFonts w:ascii="Calibri" w:hAnsi="Calibri" w:cs="Calibri"/>
-          <w:szCs w:val="24"/>
-        </w:rPr>
-        <w:t>stationary</w:t>
-      </w:r>
-      <w:r>
-        <w:rPr>
-          <w:rFonts w:ascii="Calibri" w:hAnsi="Calibri" w:cs="Calibri"/>
-          <w:szCs w:val="24"/>
-        </w:rPr>
-        <w:t xml:space="preserve"> of the time series, </w:t>
-      </w:r>
-      <w:r>
-        <w:rPr>
-          <w:rFonts w:ascii="Calibri" w:hAnsi="Calibri" w:cs="Calibri"/>
-          <w:szCs w:val="24"/>
-        </w:rPr>
-        <w:t>various FFT coefficients (magnitude, real part, or phase angle)</w:t>
-      </w:r>
-      <w:r>
-        <w:rPr>
-          <w:rFonts w:ascii="Calibri" w:hAnsi="Calibri" w:cs="Calibri"/>
-          <w:szCs w:val="24"/>
-        </w:rPr>
-        <w:t xml:space="preserve">, the </w:t>
-      </w:r>
-      <w:r>
-        <w:rPr>
-          <w:rFonts w:ascii="Calibri" w:hAnsi="Calibri" w:cs="Calibri"/>
-          <w:szCs w:val="24"/>
-        </w:rPr>
-        <w:t>average size and variability of changes between different parts of the value distribution</w:t>
-      </w:r>
-      <w:r>
-        <w:rPr>
-          <w:rFonts w:ascii="Calibri" w:hAnsi="Calibri" w:cs="Calibri"/>
-          <w:szCs w:val="24"/>
-        </w:rPr>
-        <w:t>, for example.</w:t>
-      </w:r>
-      <w:r>
-        <w:rPr>
-          <w:rFonts w:ascii="Calibri" w:hAnsi="Calibri" w:cs="Calibri"/>
-          <w:szCs w:val="24"/>
-        </w:rPr>
-        <w:t xml:space="preserve">  </w:t>
+        <w:t>Fig. XX presents the logarithm of the absolute SHAP values from the top</w:t>
+      </w:r>
+      <w:r>
+        <w:rPr>
+          <w:rFonts w:ascii="Calibri" w:hAnsi="Calibri" w:cs="Calibri"/>
+          <w:szCs w:val="24"/>
+        </w:rPr>
+        <w:noBreakHyphen/>
+        <w:t>performing machine learning models (TabPFN, GBR, XGBR, and RFR), with features ordered in descending mean SHAP value. Features whose names end with “Dwell” or “Weld” are composite descriptors derived from force and moment measurements during the dwelling and welding stages, respectively. Examples of the constituent features include autoregressive coefficients, time</w:t>
+      </w:r>
+      <w:r>
+        <w:rPr>
+          <w:rFonts w:ascii="Calibri" w:hAnsi="Calibri" w:cs="Calibri"/>
+          <w:szCs w:val="24"/>
+        </w:rPr>
+        <w:noBreakHyphen/>
+        <w:t>series stationarity measures, Fourier coefficients (magnitude, real part, and phase angle), and statistics characterizing the average magnitude and variability of changes across different parts of the signal value distribution.</w:t>
       </w:r>
     </w:p>
     <w:p>
@@ -2039,32 +2046,97 @@
           <w:rFonts w:ascii="Calibri" w:hAnsi="Calibri" w:cs="Calibri"/>
           <w:szCs w:val="24"/>
         </w:rPr>
-        <w:t xml:space="preserve">From the graph we identify that postion has significantly more SHAP value than other features showing that the </w:t>
-      </w:r>
-    </w:p>
-    <w:p>
-      <w:pPr>
-        <w:rPr>
-          <w:rFonts w:ascii="Calibri" w:hAnsi="Calibri" w:cs="Calibri"/>
-          <w:szCs w:val="24"/>
-        </w:rPr>
-      </w:pPr>
-    </w:p>
-    <w:p>
-      <w:pPr>
-        <w:rPr>
-          <w:rFonts w:ascii="Calibri" w:hAnsi="Calibri" w:cs="Calibri"/>
-          <w:szCs w:val="24"/>
-        </w:rPr>
-      </w:pPr>
-    </w:p>
-    <w:p>
-      <w:pPr>
-        <w:rPr>
-          <w:rFonts w:ascii="Calibri" w:hAnsi="Calibri" w:cs="Calibri"/>
-          <w:szCs w:val="24"/>
-        </w:rPr>
-      </w:pPr>
+        <w:t xml:space="preserve">From the </w:t>
+      </w:r>
+      <w:r>
+        <w:rPr>
+          <w:rFonts w:ascii="Calibri" w:hAnsi="Calibri" w:cs="Calibri"/>
+          <w:szCs w:val="24"/>
+        </w:rPr>
+        <w:t>figure</w:t>
+      </w:r>
+      <w:r>
+        <w:rPr>
+          <w:rFonts w:ascii="Calibri" w:hAnsi="Calibri" w:cs="Calibri"/>
+          <w:szCs w:val="24"/>
+        </w:rPr>
+        <w:t xml:space="preserve">, Position exhibits substantially larger SHAP values than all other features, indicating that it has the strongest impact on the model predictions, while the experimentally controlled variables R and W follow in importance and D has the smallest contribution. This pattern is consistent with the linear regression results, supporting the validity of both analyses. At the same time, the SHAP analysis provides additional insight by showing that features derived from the force </w:t>
+      </w:r>
+      <m:oMath>
+        <m:sSub>
+          <m:sSubPr>
+            <m:ctrlPr>
+              <w:rPr>
+                <w:rFonts w:ascii="Cambria Math" w:hAnsi="Cambria Math" w:cs="Calibri"/>
+                <w:szCs w:val="24"/>
+              </w:rPr>
+            </m:ctrlPr>
+          </m:sSubPr>
+          <m:e>
+            <m:r>
+              <w:rPr>
+                <w:rFonts w:ascii="Cambria Math" w:hAnsi="Cambria Math" w:cs="Calibri"/>
+                <w:szCs w:val="24"/>
+              </w:rPr>
+              <m:t>F</m:t>
+            </m:r>
+          </m:e>
+          <m:sub>
+            <m:r>
+              <w:rPr>
+                <w:rFonts w:ascii="Cambria Math" w:hAnsi="Cambria Math" w:cs="Calibri"/>
+                <w:szCs w:val="24"/>
+              </w:rPr>
+              <m:t>x</m:t>
+            </m:r>
+          </m:sub>
+        </m:sSub>
+      </m:oMath>
+      <w:r>
+        <w:rPr>
+          <w:rFonts w:ascii="Calibri" w:hAnsi="Calibri" w:cs="Calibri"/>
+          <w:szCs w:val="24"/>
+        </w:rPr>
+        <w:t>at the stress</w:t>
+      </w:r>
+      <w:r>
+        <w:rPr>
+          <w:rFonts w:ascii="Calibri" w:hAnsi="Calibri" w:cs="Calibri"/>
+          <w:szCs w:val="24"/>
+        </w:rPr>
+        <w:noBreakHyphen/>
+        <w:t>measurement locations have a comparable influence</w:t>
+      </w:r>
+      <w:r>
+        <w:rPr>
+          <w:rFonts w:ascii="Calibri" w:hAnsi="Calibri" w:cs="Calibri"/>
+          <w:szCs w:val="24"/>
+        </w:rPr>
+        <w:t xml:space="preserve"> with that of R</w:t>
+      </w:r>
+      <w:r>
+        <w:rPr>
+          <w:rFonts w:ascii="Calibri" w:hAnsi="Calibri" w:cs="Calibri"/>
+          <w:szCs w:val="24"/>
+        </w:rPr>
+        <w:t xml:space="preserve"> on the residual stress. Moreover, features associated with the dwelling phase also have a non</w:t>
+      </w:r>
+      <w:r>
+        <w:rPr>
+          <w:rFonts w:ascii="Calibri" w:hAnsi="Calibri" w:cs="Calibri"/>
+          <w:szCs w:val="24"/>
+        </w:rPr>
+        <w:noBreakHyphen/>
+        <w:t>negligible effect, even though the dwell</w:t>
+      </w:r>
+      <w:r>
+        <w:rPr>
+          <w:rFonts w:ascii="Calibri" w:hAnsi="Calibri" w:cs="Calibri"/>
+          <w:szCs w:val="24"/>
+        </w:rPr>
+        <w:noBreakHyphen/>
+        <w:t>time control parameter D itself is least important. This suggests that the detailed force and moment evolution during dwelling meaningfully affects the residual stress state, whereas the dwell time as a single scalar setting does not fully capture these effects.</w:t>
+      </w:r>
     </w:p>
     <w:sectPr>
       <w:pgSz w:w="12240" w:h="15840"/>
